--- a/Docs/creditsShrimpCouncil.docx
+++ b/Docs/creditsShrimpCouncil.docx
@@ -118,6 +118,96 @@
           <w:t>https://assetstore.unity.com/packages/vfx/particles/free-game-vfx-magic-circle-urp-344984</w:t>
         </w:r>
       </w:hyperlink>
+    </w:p>
+    <w:p>
+      <w:hyperlink r:id="rId17" w:history="1">
+        <w:r>
+          <w:rPr>
+            <w:rStyle w:val="Hyperlink"/>
+          </w:rPr>
+          <w:t>https://assetstore.unity.com/packages/vfx/particles/spells/magic-effects-free-247933</w:t>
+        </w:r>
+      </w:hyperlink>
+      <w:r>
+        <w:t xml:space="preserve"> </w:t>
+      </w:r>
+    </w:p>
+    <w:p>
+      <w:hyperlink r:id="rId18" w:history="1">
+        <w:r>
+          <w:rPr>
+            <w:rStyle w:val="Hyperlink"/>
+          </w:rPr>
+          <w:t>https://</w:t>
+        </w:r>
+        <w:r>
+          <w:rPr>
+            <w:rStyle w:val="Hyperlink"/>
+          </w:rPr>
+          <w:t>assetstore.unity.com/packages/p/ancient-ruins-and-plants-20191</w:t>
+        </w:r>
+        <w:r>
+          <w:rPr>
+            <w:rStyle w:val="Hyperlink"/>
+          </w:rPr>
+          <w:t>4</w:t>
+        </w:r>
+      </w:hyperlink>
+      <w:r>
+        <w:t xml:space="preserve"> </w:t>
+      </w:r>
+    </w:p>
+    <w:p>
+      <w:hyperlink r:id="rId19" w:history="1">
+        <w:r>
+          <w:rPr>
+            <w:rStyle w:val="Hyperlink"/>
+          </w:rPr>
+          <w:t>https://assetstore.unity.com/packages/3d/environments/urban/modular-lowpoly-streets-free-192094</w:t>
+        </w:r>
+      </w:hyperlink>
+      <w:r>
+        <w:t xml:space="preserve"> </w:t>
+      </w:r>
+    </w:p>
+    <w:p>
+      <w:hyperlink r:id="rId20" w:history="1">
+        <w:r>
+          <w:rPr>
+            <w:rStyle w:val="Hyperlink"/>
+          </w:rPr>
+          <w:t>https://assetstore.unity.com/packages/3d/props/versatile-building-kit-15-medium-poly-models-for-game-developmen-303398</w:t>
+        </w:r>
+      </w:hyperlink>
+      <w:r>
+        <w:t xml:space="preserve"> </w:t>
+      </w:r>
+    </w:p>
+    <w:p>
+      <w:hyperlink r:id="rId21" w:history="1">
+        <w:r>
+          <w:rPr>
+            <w:rStyle w:val="Hyperlink"/>
+          </w:rPr>
+          <w:t>https://assetstore.unity.com/packages/vfx/particles/free-quick-effects-vol-1-304424</w:t>
+        </w:r>
+      </w:hyperlink>
+      <w:r>
+        <w:t xml:space="preserve"> </w:t>
+      </w:r>
+    </w:p>
+    <w:p>
+      <w:hyperlink r:id="rId22" w:history="1">
+        <w:r>
+          <w:rPr>
+            <w:rStyle w:val="Hyperlink"/>
+          </w:rPr>
+          <w:t>https://assetstore.unity.com/packages/2d/textures-materials/nature/grass-flowers-pack-free-138810</w:t>
+        </w:r>
+      </w:hyperlink>
+      <w:r>
+        <w:t xml:space="preserve"> </w:t>
+      </w:r>
     </w:p>
     <w:p/>
     <w:sectPr>
@@ -1398,12 +1488,6 @@
 </file>
 
 <file path=customXml/item2.xml><?xml version="1.0" encoding="utf-8"?>
-<p:properties xmlns:p="http://schemas.microsoft.com/office/2006/metadata/properties" xmlns:xsi="http://www.w3.org/2001/XMLSchema-instance" xmlns:pc="http://schemas.microsoft.com/office/infopath/2007/PartnerControls">
-  <documentManagement/>
-</p:properties>
-</file>
-
-<file path=customXml/item3.xml><?xml version="1.0" encoding="utf-8"?>
 <ct:contentTypeSchema xmlns:ct="http://schemas.microsoft.com/office/2006/metadata/contentType" xmlns:ma="http://schemas.microsoft.com/office/2006/metadata/properties/metaAttributes" ct:_="" ma:_="" ma:contentTypeName="Document" ma:contentTypeID="0x01010006F513C4D28143489FA84F41673313D0" ma:contentTypeVersion="4" ma:contentTypeDescription="Create a new document." ma:contentTypeScope="" ma:versionID="f140774e9c088eb605c75ac874022fdd">
   <xsd:schema xmlns:xsd="http://www.w3.org/2001/XMLSchema" xmlns:xs="http://www.w3.org/2001/XMLSchema" xmlns:p="http://schemas.microsoft.com/office/2006/metadata/properties" xmlns:ns3="dacb2506-d2aa-4680-a689-81d5490d8965" targetNamespace="http://schemas.microsoft.com/office/2006/metadata/properties" ma:root="true" ma:fieldsID="e2dc0bfafaad2abd07aca00ec641657d" ns3:_="">
     <xsd:import namespace="dacb2506-d2aa-4680-a689-81d5490d8965"/>
@@ -1547,6 +1631,12 @@
 </ct:contentTypeSchema>
 </file>
 
+<file path=customXml/item3.xml><?xml version="1.0" encoding="utf-8"?>
+<p:properties xmlns:p="http://schemas.microsoft.com/office/2006/metadata/properties" xmlns:xsi="http://www.w3.org/2001/XMLSchema-instance" xmlns:pc="http://schemas.microsoft.com/office/infopath/2007/PartnerControls">
+  <documentManagement/>
+</p:properties>
+</file>
+
 <file path=customXml/itemProps1.xml><?xml version="1.0" encoding="utf-8"?>
 <ds:datastoreItem xmlns:ds="http://schemas.openxmlformats.org/officeDocument/2006/customXml" ds:itemID="{E7D0A095-2195-4A8B-9866-F406143DE2B8}">
   <ds:schemaRefs>
@@ -1556,15 +1646,6 @@
 </file>
 
 <file path=customXml/itemProps2.xml><?xml version="1.0" encoding="utf-8"?>
-<ds:datastoreItem xmlns:ds="http://schemas.openxmlformats.org/officeDocument/2006/customXml" ds:itemID="{71C77B3C-24F7-4842-A151-F762F3702203}">
-  <ds:schemaRefs>
-    <ds:schemaRef ds:uri="http://schemas.microsoft.com/office/2006/metadata/properties"/>
-    <ds:schemaRef ds:uri="http://schemas.microsoft.com/office/infopath/2007/PartnerControls"/>
-  </ds:schemaRefs>
-</ds:datastoreItem>
-</file>
-
-<file path=customXml/itemProps3.xml><?xml version="1.0" encoding="utf-8"?>
 <ds:datastoreItem xmlns:ds="http://schemas.openxmlformats.org/officeDocument/2006/customXml" ds:itemID="{7085134D-EB1B-4A7B-B65A-5C47BEEACBC2}">
   <ds:schemaRefs>
     <ds:schemaRef ds:uri="http://schemas.microsoft.com/office/2006/metadata/contentType"/>
@@ -1580,4 +1661,13 @@
     <ds:schemaRef ds:uri="http://schemas.microsoft.com/internal/obd"/>
   </ds:schemaRefs>
 </ds:datastoreItem>
+</file>
+
+<file path=customXml/itemProps3.xml><?xml version="1.0" encoding="utf-8"?>
+<ds:datastoreItem xmlns:ds="http://schemas.openxmlformats.org/officeDocument/2006/customXml" ds:itemID="{71C77B3C-24F7-4842-A151-F762F3702203}">
+  <ds:schemaRefs>
+    <ds:schemaRef ds:uri="http://schemas.microsoft.com/office/2006/metadata/properties"/>
+    <ds:schemaRef ds:uri="http://schemas.microsoft.com/office/infopath/2007/PartnerControls"/>
+  </ds:schemaRefs>
+</ds:datastoreItem>
 </file>
--- a/Docs/creditsShrimpCouncil.docx
+++ b/Docs/creditsShrimpCouncil.docx
@@ -138,19 +138,7 @@
           <w:rPr>
             <w:rStyle w:val="Hyperlink"/>
           </w:rPr>
-          <w:t>https://</w:t>
-        </w:r>
-        <w:r>
-          <w:rPr>
-            <w:rStyle w:val="Hyperlink"/>
-          </w:rPr>
-          <w:t>assetstore.unity.com/packages/p/ancient-ruins-and-plants-20191</w:t>
-        </w:r>
-        <w:r>
-          <w:rPr>
-            <w:rStyle w:val="Hyperlink"/>
-          </w:rPr>
-          <w:t>4</w:t>
+          <w:t>https://assetstore.unity.com/packages/p/ancient-ruins-and-plants-201914</w:t>
         </w:r>
       </w:hyperlink>
       <w:r>
@@ -209,6 +197,19 @@
         <w:t xml:space="preserve"> </w:t>
       </w:r>
     </w:p>
+    <w:p>
+      <w:hyperlink r:id="rId23" w:history="1">
+        <w:r>
+          <w:rPr>
+            <w:rStyle w:val="Hyperlink"/>
+          </w:rPr>
+          <w:t>https://assetstore.unity.com/packages/tools/modeling/real-ivy-2-procedural-ivy-generator-181402</w:t>
+        </w:r>
+      </w:hyperlink>
+      <w:r>
+        <w:t xml:space="preserve"> </w:t>
+      </w:r>
+    </w:p>
     <w:p/>
     <w:sectPr>
       <w:pgSz w:w="11906" w:h="16838"/>
@@ -229,7 +230,7 @@
         <w:kern w:val="2"/>
         <w:sz w:val="24"/>
         <w:szCs w:val="24"/>
-        <w:lang w:val="en-NL" w:eastAsia="en-US" w:bidi="ar-SA"/>
+        <w:lang w:eastAsia="en-US" w:bidi="ar-SA"/>
         <w14:ligatures w14:val="standardContextual"/>
       </w:rPr>
     </w:rPrDefault>
@@ -1479,15 +1480,6 @@
 </file>
 
 <file path=customXml/item1.xml><?xml version="1.0" encoding="utf-8"?>
-<?mso-contentType ?>
-<FormTemplates xmlns="http://schemas.microsoft.com/sharepoint/v3/contenttype/forms">
-  <Display>DocumentLibraryForm</Display>
-  <Edit>DocumentLibraryForm</Edit>
-  <New>DocumentLibraryForm</New>
-</FormTemplates>
-</file>
-
-<file path=customXml/item2.xml><?xml version="1.0" encoding="utf-8"?>
 <ct:contentTypeSchema xmlns:ct="http://schemas.microsoft.com/office/2006/metadata/contentType" xmlns:ma="http://schemas.microsoft.com/office/2006/metadata/properties/metaAttributes" ct:_="" ma:_="" ma:contentTypeName="Document" ma:contentTypeID="0x01010006F513C4D28143489FA84F41673313D0" ma:contentTypeVersion="4" ma:contentTypeDescription="Create a new document." ma:contentTypeScope="" ma:versionID="f140774e9c088eb605c75ac874022fdd">
   <xsd:schema xmlns:xsd="http://www.w3.org/2001/XMLSchema" xmlns:xs="http://www.w3.org/2001/XMLSchema" xmlns:p="http://schemas.microsoft.com/office/2006/metadata/properties" xmlns:ns3="dacb2506-d2aa-4680-a689-81d5490d8965" targetNamespace="http://schemas.microsoft.com/office/2006/metadata/properties" ma:root="true" ma:fieldsID="e2dc0bfafaad2abd07aca00ec641657d" ns3:_="">
     <xsd:import namespace="dacb2506-d2aa-4680-a689-81d5490d8965"/>
@@ -1631,6 +1623,15 @@
 </ct:contentTypeSchema>
 </file>
 
+<file path=customXml/item2.xml><?xml version="1.0" encoding="utf-8"?>
+<?mso-contentType ?>
+<FormTemplates xmlns="http://schemas.microsoft.com/sharepoint/v3/contenttype/forms">
+  <Display>DocumentLibraryForm</Display>
+  <Edit>DocumentLibraryForm</Edit>
+  <New>DocumentLibraryForm</New>
+</FormTemplates>
+</file>
+
 <file path=customXml/item3.xml><?xml version="1.0" encoding="utf-8"?>
 <p:properties xmlns:p="http://schemas.microsoft.com/office/2006/metadata/properties" xmlns:xsi="http://www.w3.org/2001/XMLSchema-instance" xmlns:pc="http://schemas.microsoft.com/office/infopath/2007/PartnerControls">
   <documentManagement/>
@@ -1638,14 +1639,6 @@
 </file>
 
 <file path=customXml/itemProps1.xml><?xml version="1.0" encoding="utf-8"?>
-<ds:datastoreItem xmlns:ds="http://schemas.openxmlformats.org/officeDocument/2006/customXml" ds:itemID="{E7D0A095-2195-4A8B-9866-F406143DE2B8}">
-  <ds:schemaRefs>
-    <ds:schemaRef ds:uri="http://schemas.microsoft.com/sharepoint/v3/contenttype/forms"/>
-  </ds:schemaRefs>
-</ds:datastoreItem>
-</file>
-
-<file path=customXml/itemProps2.xml><?xml version="1.0" encoding="utf-8"?>
 <ds:datastoreItem xmlns:ds="http://schemas.openxmlformats.org/officeDocument/2006/customXml" ds:itemID="{7085134D-EB1B-4A7B-B65A-5C47BEEACBC2}">
   <ds:schemaRefs>
     <ds:schemaRef ds:uri="http://schemas.microsoft.com/office/2006/metadata/contentType"/>
@@ -1663,6 +1656,14 @@
 </ds:datastoreItem>
 </file>
 
+<file path=customXml/itemProps2.xml><?xml version="1.0" encoding="utf-8"?>
+<ds:datastoreItem xmlns:ds="http://schemas.openxmlformats.org/officeDocument/2006/customXml" ds:itemID="{E7D0A095-2195-4A8B-9866-F406143DE2B8}">
+  <ds:schemaRefs>
+    <ds:schemaRef ds:uri="http://schemas.microsoft.com/sharepoint/v3/contenttype/forms"/>
+  </ds:schemaRefs>
+</ds:datastoreItem>
+</file>
+
 <file path=customXml/itemProps3.xml><?xml version="1.0" encoding="utf-8"?>
 <ds:datastoreItem xmlns:ds="http://schemas.openxmlformats.org/officeDocument/2006/customXml" ds:itemID="{71C77B3C-24F7-4842-A151-F762F3702203}">
   <ds:schemaRefs>

--- a/Docs/creditsShrimpCouncil.docx
+++ b/Docs/creditsShrimpCouncil.docx
@@ -138,7 +138,19 @@
           <w:rPr>
             <w:rStyle w:val="Hyperlink"/>
           </w:rPr>
-          <w:t>https://assetstore.unity.com/packages/p/ancient-ruins-and-plants-201914</w:t>
+          <w:t>https://</w:t>
+        </w:r>
+        <w:r>
+          <w:rPr>
+            <w:rStyle w:val="Hyperlink"/>
+          </w:rPr>
+          <w:t>assetstore.unity.com/packages/p/ancient-ruins-and-plants-20191</w:t>
+        </w:r>
+        <w:r>
+          <w:rPr>
+            <w:rStyle w:val="Hyperlink"/>
+          </w:rPr>
+          <w:t>4</w:t>
         </w:r>
       </w:hyperlink>
       <w:r>
@@ -191,19 +203,6 @@
             <w:rStyle w:val="Hyperlink"/>
           </w:rPr>
           <w:t>https://assetstore.unity.com/packages/2d/textures-materials/nature/grass-flowers-pack-free-138810</w:t>
-        </w:r>
-      </w:hyperlink>
-      <w:r>
-        <w:t xml:space="preserve"> </w:t>
-      </w:r>
-    </w:p>
-    <w:p>
-      <w:hyperlink r:id="rId23" w:history="1">
-        <w:r>
-          <w:rPr>
-            <w:rStyle w:val="Hyperlink"/>
-          </w:rPr>
-          <w:t>https://assetstore.unity.com/packages/tools/modeling/real-ivy-2-procedural-ivy-generator-181402</w:t>
         </w:r>
       </w:hyperlink>
       <w:r>
@@ -230,7 +229,7 @@
         <w:kern w:val="2"/>
         <w:sz w:val="24"/>
         <w:szCs w:val="24"/>
-        <w:lang w:eastAsia="en-US" w:bidi="ar-SA"/>
+        <w:lang w:val="en-NL" w:eastAsia="en-US" w:bidi="ar-SA"/>
         <w14:ligatures w14:val="standardContextual"/>
       </w:rPr>
     </w:rPrDefault>
@@ -1480,6 +1479,15 @@
 </file>
 
 <file path=customXml/item1.xml><?xml version="1.0" encoding="utf-8"?>
+<?mso-contentType ?>
+<FormTemplates xmlns="http://schemas.microsoft.com/sharepoint/v3/contenttype/forms">
+  <Display>DocumentLibraryForm</Display>
+  <Edit>DocumentLibraryForm</Edit>
+  <New>DocumentLibraryForm</New>
+</FormTemplates>
+</file>
+
+<file path=customXml/item2.xml><?xml version="1.0" encoding="utf-8"?>
 <ct:contentTypeSchema xmlns:ct="http://schemas.microsoft.com/office/2006/metadata/contentType" xmlns:ma="http://schemas.microsoft.com/office/2006/metadata/properties/metaAttributes" ct:_="" ma:_="" ma:contentTypeName="Document" ma:contentTypeID="0x01010006F513C4D28143489FA84F41673313D0" ma:contentTypeVersion="4" ma:contentTypeDescription="Create a new document." ma:contentTypeScope="" ma:versionID="f140774e9c088eb605c75ac874022fdd">
   <xsd:schema xmlns:xsd="http://www.w3.org/2001/XMLSchema" xmlns:xs="http://www.w3.org/2001/XMLSchema" xmlns:p="http://schemas.microsoft.com/office/2006/metadata/properties" xmlns:ns3="dacb2506-d2aa-4680-a689-81d5490d8965" targetNamespace="http://schemas.microsoft.com/office/2006/metadata/properties" ma:root="true" ma:fieldsID="e2dc0bfafaad2abd07aca00ec641657d" ns3:_="">
     <xsd:import namespace="dacb2506-d2aa-4680-a689-81d5490d8965"/>
@@ -1623,15 +1631,6 @@
 </ct:contentTypeSchema>
 </file>
 
-<file path=customXml/item2.xml><?xml version="1.0" encoding="utf-8"?>
-<?mso-contentType ?>
-<FormTemplates xmlns="http://schemas.microsoft.com/sharepoint/v3/contenttype/forms">
-  <Display>DocumentLibraryForm</Display>
-  <Edit>DocumentLibraryForm</Edit>
-  <New>DocumentLibraryForm</New>
-</FormTemplates>
-</file>
-
 <file path=customXml/item3.xml><?xml version="1.0" encoding="utf-8"?>
 <p:properties xmlns:p="http://schemas.microsoft.com/office/2006/metadata/properties" xmlns:xsi="http://www.w3.org/2001/XMLSchema-instance" xmlns:pc="http://schemas.microsoft.com/office/infopath/2007/PartnerControls">
   <documentManagement/>
@@ -1639,6 +1638,14 @@
 </file>
 
 <file path=customXml/itemProps1.xml><?xml version="1.0" encoding="utf-8"?>
+<ds:datastoreItem xmlns:ds="http://schemas.openxmlformats.org/officeDocument/2006/customXml" ds:itemID="{E7D0A095-2195-4A8B-9866-F406143DE2B8}">
+  <ds:schemaRefs>
+    <ds:schemaRef ds:uri="http://schemas.microsoft.com/sharepoint/v3/contenttype/forms"/>
+  </ds:schemaRefs>
+</ds:datastoreItem>
+</file>
+
+<file path=customXml/itemProps2.xml><?xml version="1.0" encoding="utf-8"?>
 <ds:datastoreItem xmlns:ds="http://schemas.openxmlformats.org/officeDocument/2006/customXml" ds:itemID="{7085134D-EB1B-4A7B-B65A-5C47BEEACBC2}">
   <ds:schemaRefs>
     <ds:schemaRef ds:uri="http://schemas.microsoft.com/office/2006/metadata/contentType"/>
@@ -1656,14 +1663,6 @@
 </ds:datastoreItem>
 </file>
 
-<file path=customXml/itemProps2.xml><?xml version="1.0" encoding="utf-8"?>
-<ds:datastoreItem xmlns:ds="http://schemas.openxmlformats.org/officeDocument/2006/customXml" ds:itemID="{E7D0A095-2195-4A8B-9866-F406143DE2B8}">
-  <ds:schemaRefs>
-    <ds:schemaRef ds:uri="http://schemas.microsoft.com/sharepoint/v3/contenttype/forms"/>
-  </ds:schemaRefs>
-</ds:datastoreItem>
-</file>
-
 <file path=customXml/itemProps3.xml><?xml version="1.0" encoding="utf-8"?>
 <ds:datastoreItem xmlns:ds="http://schemas.openxmlformats.org/officeDocument/2006/customXml" ds:itemID="{71C77B3C-24F7-4842-A151-F762F3702203}">
   <ds:schemaRefs>

--- a/Docs/creditsShrimpCouncil.docx
+++ b/Docs/creditsShrimpCouncil.docx
@@ -138,19 +138,7 @@
           <w:rPr>
             <w:rStyle w:val="Hyperlink"/>
           </w:rPr>
-          <w:t>https://</w:t>
-        </w:r>
-        <w:r>
-          <w:rPr>
-            <w:rStyle w:val="Hyperlink"/>
-          </w:rPr>
-          <w:t>assetstore.unity.com/packages/p/ancient-ruins-and-plants-20191</w:t>
-        </w:r>
-        <w:r>
-          <w:rPr>
-            <w:rStyle w:val="Hyperlink"/>
-          </w:rPr>
-          <w:t>4</w:t>
+          <w:t>https://assetstore.unity.com/packages/p/ancient-ruins-and-plants-201914</w:t>
         </w:r>
       </w:hyperlink>
       <w:r>
@@ -209,6 +197,151 @@
         <w:t xml:space="preserve"> </w:t>
       </w:r>
     </w:p>
+    <w:p/>
+    <w:p>
+      <w:r>
+        <w:t>Area</w:t>
+      </w:r>
+      <w:r>
+        <w:t xml:space="preserve"> </w:t>
+      </w:r>
+      <w:r>
+        <w:t>Attack</w:t>
+      </w:r>
+    </w:p>
+    <w:p>
+      <w:hyperlink r:id="rId23" w:history="1">
+        <w:r>
+          <w:rPr>
+            <w:rStyle w:val="Hyperlink"/>
+          </w:rPr>
+          <w:t>https://pixabay.com/sound-effects/film-special-effects-earth-s</w:t>
+        </w:r>
+        <w:r>
+          <w:rPr>
+            <w:rStyle w:val="Hyperlink"/>
+          </w:rPr>
+          <w:t>p</w:t>
+        </w:r>
+        <w:r>
+          <w:rPr>
+            <w:rStyle w:val="Hyperlink"/>
+          </w:rPr>
+          <w:t>ell-393923/</w:t>
+        </w:r>
+      </w:hyperlink>
+    </w:p>
+    <w:p>
+      <w:hyperlink r:id="rId24" w:history="1">
+        <w:r>
+          <w:rPr>
+            <w:rStyle w:val="Hyperlink"/>
+          </w:rPr>
+          <w:t>https://pixabay.com/sound-effects/film-special-effects-magical-rock-spell-190273/</w:t>
+        </w:r>
+      </w:hyperlink>
+    </w:p>
+    <w:p>
+      <w:hyperlink r:id="rId25" w:history="1">
+        <w:r>
+          <w:rPr>
+            <w:rStyle w:val="Hyperlink"/>
+          </w:rPr>
+          <w:t>https://pixabay.com/sound-effects/nature-leaves-rustle-03-</w:t>
+        </w:r>
+        <w:r>
+          <w:rPr>
+            <w:rStyle w:val="Hyperlink"/>
+          </w:rPr>
+          <w:t>3</w:t>
+        </w:r>
+        <w:r>
+          <w:rPr>
+            <w:rStyle w:val="Hyperlink"/>
+          </w:rPr>
+          <w:t>29001/</w:t>
+        </w:r>
+      </w:hyperlink>
+    </w:p>
+    <w:p/>
+    <w:p/>
+    <w:p>
+      <w:r>
+        <w:lastRenderedPageBreak/>
+        <w:t>bird</w:t>
+      </w:r>
+    </w:p>
+    <w:p>
+      <w:hyperlink r:id="rId26" w:history="1">
+        <w:r>
+          <w:rPr>
+            <w:rStyle w:val="Hyperlink"/>
+          </w:rPr>
+          <w:t>https://pixabay.com/sound-effects/horror-pterodactyl-85046/</w:t>
+        </w:r>
+      </w:hyperlink>
+    </w:p>
+    <w:p/>
+    <w:p>
+      <w:r>
+        <w:t>neutral background noise</w:t>
+      </w:r>
+    </w:p>
+    <w:p>
+      <w:hyperlink r:id="rId27" w:history="1">
+        <w:r>
+          <w:rPr>
+            <w:rStyle w:val="Hyperlink"/>
+          </w:rPr>
+          <w:t>https://pixabay.com/sound-effects/musical-quartentheorie-cinematic-soundeffect-12174/</w:t>
+        </w:r>
+      </w:hyperlink>
+    </w:p>
+    <w:p>
+      <w:hyperlink r:id="rId28" w:history="1">
+        <w:r>
+          <w:rPr>
+            <w:rStyle w:val="Hyperlink"/>
+          </w:rPr>
+          <w:t>https://pixabay.com/sound-effects/musical-wandering-6394/</w:t>
+        </w:r>
+      </w:hyperlink>
+    </w:p>
+    <w:p>
+      <w:r>
+        <w:t>Tank guns</w:t>
+      </w:r>
+    </w:p>
+    <w:p>
+      <w:hyperlink r:id="rId29" w:history="1">
+        <w:r>
+          <w:rPr>
+            <w:rStyle w:val="Hyperlink"/>
+          </w:rPr>
+          <w:t>https://pixabay.com/sound-effects/film-special-effects-single-gunshot-54-40780/</w:t>
+        </w:r>
+      </w:hyperlink>
+    </w:p>
+    <w:p>
+      <w:hyperlink r:id="rId30" w:history="1">
+        <w:r>
+          <w:rPr>
+            <w:rStyle w:val="Hyperlink"/>
+          </w:rPr>
+          <w:t>https://pixabay.com/sound-effects/film-special-effects-053893-tank-shots-86181/</w:t>
+        </w:r>
+      </w:hyperlink>
+    </w:p>
+    <w:p>
+      <w:r>
+        <w:br/>
+      </w:r>
+    </w:p>
+    <w:p/>
+    <w:p/>
+    <w:p/>
+    <w:p/>
+    <w:p/>
     <w:p/>
     <w:sectPr>
       <w:pgSz w:w="11906" w:h="16838"/>
@@ -1160,6 +1293,18 @@
       <w:shd w:val="clear" w:color="auto" w:fill="E1DFDD"/>
     </w:rPr>
   </w:style>
+  <w:style w:type="character" w:styleId="FollowedHyperlink">
+    <w:name w:val="FollowedHyperlink"/>
+    <w:basedOn w:val="DefaultParagraphFont"/>
+    <w:uiPriority w:val="99"/>
+    <w:semiHidden/>
+    <w:unhideWhenUsed/>
+    <w:rsid w:val="001B777E"/>
+    <w:rPr>
+      <w:color w:val="96607D" w:themeColor="followedHyperlink"/>
+      <w:u w:val="single"/>
+    </w:rPr>
+  </w:style>
 </w:styles>
 </file>
 
@@ -1479,12 +1624,9 @@
 </file>
 
 <file path=customXml/item1.xml><?xml version="1.0" encoding="utf-8"?>
-<?mso-contentType ?>
-<FormTemplates xmlns="http://schemas.microsoft.com/sharepoint/v3/contenttype/forms">
-  <Display>DocumentLibraryForm</Display>
-  <Edit>DocumentLibraryForm</Edit>
-  <New>DocumentLibraryForm</New>
-</FormTemplates>
+<p:properties xmlns:p="http://schemas.microsoft.com/office/2006/metadata/properties" xmlns:xsi="http://www.w3.org/2001/XMLSchema-instance" xmlns:pc="http://schemas.microsoft.com/office/infopath/2007/PartnerControls">
+  <documentManagement/>
+</p:properties>
 </file>
 
 <file path=customXml/item2.xml><?xml version="1.0" encoding="utf-8"?>
@@ -1632,15 +1774,19 @@
 </file>
 
 <file path=customXml/item3.xml><?xml version="1.0" encoding="utf-8"?>
-<p:properties xmlns:p="http://schemas.microsoft.com/office/2006/metadata/properties" xmlns:xsi="http://www.w3.org/2001/XMLSchema-instance" xmlns:pc="http://schemas.microsoft.com/office/infopath/2007/PartnerControls">
-  <documentManagement/>
-</p:properties>
+<?mso-contentType ?>
+<FormTemplates xmlns="http://schemas.microsoft.com/sharepoint/v3/contenttype/forms">
+  <Display>DocumentLibraryForm</Display>
+  <Edit>DocumentLibraryForm</Edit>
+  <New>DocumentLibraryForm</New>
+</FormTemplates>
 </file>
 
 <file path=customXml/itemProps1.xml><?xml version="1.0" encoding="utf-8"?>
-<ds:datastoreItem xmlns:ds="http://schemas.openxmlformats.org/officeDocument/2006/customXml" ds:itemID="{E7D0A095-2195-4A8B-9866-F406143DE2B8}">
+<ds:datastoreItem xmlns:ds="http://schemas.openxmlformats.org/officeDocument/2006/customXml" ds:itemID="{71C77B3C-24F7-4842-A151-F762F3702203}">
   <ds:schemaRefs>
-    <ds:schemaRef ds:uri="http://schemas.microsoft.com/sharepoint/v3/contenttype/forms"/>
+    <ds:schemaRef ds:uri="http://schemas.microsoft.com/office/2006/metadata/properties"/>
+    <ds:schemaRef ds:uri="http://schemas.microsoft.com/office/infopath/2007/PartnerControls"/>
   </ds:schemaRefs>
 </ds:datastoreItem>
 </file>
@@ -1664,10 +1810,9 @@
 </file>
 
 <file path=customXml/itemProps3.xml><?xml version="1.0" encoding="utf-8"?>
-<ds:datastoreItem xmlns:ds="http://schemas.openxmlformats.org/officeDocument/2006/customXml" ds:itemID="{71C77B3C-24F7-4842-A151-F762F3702203}">
+<ds:datastoreItem xmlns:ds="http://schemas.openxmlformats.org/officeDocument/2006/customXml" ds:itemID="{E7D0A095-2195-4A8B-9866-F406143DE2B8}">
   <ds:schemaRefs>
-    <ds:schemaRef ds:uri="http://schemas.microsoft.com/office/2006/metadata/properties"/>
-    <ds:schemaRef ds:uri="http://schemas.microsoft.com/office/infopath/2007/PartnerControls"/>
+    <ds:schemaRef ds:uri="http://schemas.microsoft.com/sharepoint/v3/contenttype/forms"/>
   </ds:schemaRefs>
 </ds:datastoreItem>
 </file>
--- a/Docs/creditsShrimpCouncil.docx
+++ b/Docs/creditsShrimpCouncil.docx
@@ -3,26 +3,74 @@
 <w:document xmlns:wpc="http://schemas.microsoft.com/office/word/2010/wordprocessingCanvas" xmlns:cx="http://schemas.microsoft.com/office/drawing/2014/chartex" xmlns:cx1="http://schemas.microsoft.com/office/drawing/2015/9/8/chartex" xmlns:cx2="http://schemas.microsoft.com/office/drawing/2015/10/21/chartex" xmlns:cx3="http://schemas.microsoft.com/office/drawing/2016/5/9/chartex" xmlns:cx4="http://schemas.microsoft.com/office/drawing/2016/5/10/chartex" xmlns:cx5="http://schemas.microsoft.com/office/drawing/2016/5/11/chartex" xmlns:cx6="http://schemas.microsoft.com/office/drawing/2016/5/12/chartex" xmlns:cx7="http://schemas.microsoft.com/office/drawing/2016/5/13/chartex" xmlns:cx8="http://schemas.microsoft.com/office/drawing/2016/5/14/chartex" xmlns:mc="http://schemas.openxmlformats.org/markup-compatibility/2006" xmlns:aink="http://schemas.microsoft.com/office/drawing/2016/ink" xmlns:am3d="http://schemas.microsoft.com/office/drawing/2017/model3d" xmlns:o="urn:schemas-microsoft-com:office:office" xmlns:oel="http://schemas.microsoft.com/office/2019/extlst" xmlns:r="http://schemas.openxmlformats.org/officeDocument/2006/relationships" xmlns:m="http://schemas.openxmlformats.org/officeDocument/2006/math" xmlns:v="urn:schemas-microsoft-com:vml" xmlns:wp14="http://schemas.microsoft.com/office/word/2010/wordprocessingDrawing" xmlns:wp="http://schemas.openxmlformats.org/drawingml/2006/wordprocessingDrawing" xmlns:w10="urn:schemas-microsoft-com:office:word" xmlns:w="http://schemas.openxmlformats.org/wordprocessingml/2006/main" xmlns:w14="http://schemas.microsoft.com/office/word/2010/wordml" xmlns:w15="http://schemas.microsoft.com/office/word/2012/wordml" xmlns:w16cex="http://schemas.microsoft.com/office/word/2018/wordml/cex" xmlns:w16cid="http://schemas.microsoft.com/office/word/2016/wordml/cid" xmlns:w16="http://schemas.microsoft.com/office/word/2018/wordml" xmlns:w16du="http://schemas.microsoft.com/office/word/2023/wordml/word16du" xmlns:w16sdtdh="http://schemas.microsoft.com/office/word/2020/wordml/sdtdatahash" xmlns:w16sdtfl="http://schemas.microsoft.com/office/word/2024/wordml/sdtformatlock" xmlns:w16se="http://schemas.microsoft.com/office/word/2015/wordml/symex" xmlns:wpg="http://schemas.microsoft.com/office/word/2010/wordprocessingGroup" xmlns:wpi="http://schemas.microsoft.com/office/word/2010/wordprocessingInk" xmlns:wne="http://schemas.microsoft.com/office/word/2006/wordml" xmlns:wps="http://schemas.microsoft.com/office/word/2010/wordprocessingShape" mc:Ignorable="w14 w15 w16se w16cid w16 w16cex w16sdtdh w16sdtfl w16du wp14">
   <w:body>
     <w:p>
-      <w:hyperlink r:id="rId7" w:history="1">
-        <w:r>
-          <w:rPr>
-            <w:rStyle w:val="Hyperlink"/>
-          </w:rPr>
-          <w:t>https://sounddino.com/en/effects/counter-strike/</w:t>
-        </w:r>
-      </w:hyperlink>
+      <w:pPr>
+        <w:pStyle w:val="Heading1"/>
+        <w:rPr>
+          <w:lang w:val="en-US"/>
+        </w:rPr>
+      </w:pPr>
+      <w:r>
+        <w:rPr>
+          <w:lang w:val="en-US"/>
+        </w:rPr>
+        <w:t>Shrimp Council Credits</w:t>
+      </w:r>
     </w:p>
     <w:p>
-      <w:hyperlink r:id="rId8" w:history="1">
-        <w:r>
-          <w:rPr>
-            <w:rStyle w:val="Hyperlink"/>
-          </w:rPr>
-          <w:t>https://pixabay.com/sound-effects/magic-teleport-whoosh-352764/</w:t>
-        </w:r>
-      </w:hyperlink>
+      <w:pPr>
+        <w:pStyle w:val="Heading2"/>
+        <w:rPr>
+          <w:lang w:val="en-US"/>
+        </w:rPr>
+      </w:pPr>
+      <w:r>
+        <w:rPr>
+          <w:lang w:val="en-US"/>
+        </w:rPr>
+        <w:t>Audio assets:</w:t>
+      </w:r>
     </w:p>
     <w:p>
+      <w:r>
+        <w:rPr>
+          <w:lang w:val="en-US"/>
+        </w:rPr>
+        <w:t>Guns</w:t>
+      </w:r>
+      <w:r>
+        <w:rPr>
+          <w:lang w:val="en-US"/>
+        </w:rPr>
+        <w:br/>
+      </w:r>
+      <w:hyperlink r:id="rId7" w:history="1">
+        <w:r>
+          <w:rPr>
+            <w:rStyle w:val="Hyperlink"/>
+          </w:rPr>
+          <w:t>https://sounddino.com/en/effects/counter-strike/</w:t>
+        </w:r>
+      </w:hyperlink>
+      <w:r>
+        <w:rPr>
+          <w:lang w:val="en-US"/>
+        </w:rPr>
+        <w:br/>
+      </w:r>
+      <w:hyperlink r:id="rId8" w:history="1">
+        <w:r>
+          <w:rPr>
+            <w:rStyle w:val="Hyperlink"/>
+          </w:rPr>
+          <w:t>https://pixabay.com/sound-effects/magic-teleport-whoosh-352764/</w:t>
+        </w:r>
+      </w:hyperlink>
+      <w:r>
+        <w:rPr>
+          <w:lang w:val="en-US"/>
+        </w:rPr>
+        <w:br/>
+      </w:r>
       <w:hyperlink r:id="rId9" w:history="1">
         <w:r>
           <w:rPr>
@@ -31,166 +79,334 @@
           <w:t>https://pixabay.com/sound-effects/submachine-gun-79846/</w:t>
         </w:r>
       </w:hyperlink>
+      <w:r>
+        <w:rPr>
+          <w:lang w:val="en-US"/>
+        </w:rPr>
+        <w:br/>
+      </w:r>
+      <w:hyperlink r:id="rId10" w:history="1">
+        <w:r>
+          <w:rPr>
+            <w:rStyle w:val="Hyperlink"/>
+          </w:rPr>
+          <w:t>https://pixabay.com/sound-effects/magical-whoosh-148459/</w:t>
+        </w:r>
+      </w:hyperlink>
+      <w:r>
+        <w:rPr>
+          <w:lang w:val="en-US"/>
+        </w:rPr>
+        <w:br/>
+      </w:r>
+      <w:hyperlink r:id="rId11" w:history="1">
+        <w:r>
+          <w:rPr>
+            <w:rStyle w:val="Hyperlink"/>
+          </w:rPr>
+          <w:t>https://pixabay.com/sound-effects/nature-leaves-rustling-14633/</w:t>
+        </w:r>
+      </w:hyperlink>
+      <w:r>
+        <w:t xml:space="preserve"> </w:t>
+      </w:r>
+      <w:r>
+        <w:rPr>
+          <w:lang w:val="en-US"/>
+        </w:rPr>
+        <w:br/>
+      </w:r>
+      <w:hyperlink r:id="rId12" w:history="1">
+        <w:r>
+          <w:rPr>
+            <w:rStyle w:val="Hyperlink"/>
+          </w:rPr>
+          <w:t>https://pixabay.com/sound-effects/nature-birds-forest-river-409229/</w:t>
+        </w:r>
+      </w:hyperlink>
+      <w:r>
+        <w:t xml:space="preserve"> </w:t>
+      </w:r>
+      <w:r>
+        <w:rPr>
+          <w:lang w:val="en-US"/>
+        </w:rPr>
+        <w:br/>
+      </w:r>
+      <w:hyperlink r:id="rId13" w:history="1">
+        <w:r>
+          <w:rPr>
+            <w:rStyle w:val="Hyperlink"/>
+          </w:rPr>
+          <w:t>https://www.chosic.com/download-audio/59603/</w:t>
+        </w:r>
+      </w:hyperlink>
+      <w:r>
+        <w:t xml:space="preserve"> </w:t>
+      </w:r>
+      <w:r>
+        <w:rPr>
+          <w:lang w:val="en-US"/>
+        </w:rPr>
+        <w:br/>
+      </w:r>
+      <w:hyperlink r:id="rId14" w:history="1">
+        <w:r>
+          <w:rPr>
+            <w:rStyle w:val="Hyperlink"/>
+          </w:rPr>
+          <w:t>https://www.chosic.com/download-audio/45434/</w:t>
+        </w:r>
+      </w:hyperlink>
+      <w:r>
+        <w:t xml:space="preserve"> </w:t>
+      </w:r>
+      <w:r>
+        <w:rPr>
+          <w:lang w:val="en-US"/>
+        </w:rPr>
+        <w:br/>
+      </w:r>
+      <w:hyperlink r:id="rId15" w:history="1">
+        <w:r>
+          <w:rPr>
+            <w:rStyle w:val="Hyperlink"/>
+          </w:rPr>
+          <w:t>https://www.chosic.com/download-audio/45438/</w:t>
+        </w:r>
+      </w:hyperlink>
+      <w:r>
+        <w:t xml:space="preserve"> </w:t>
+      </w:r>
     </w:p>
     <w:p>
-      <w:hyperlink r:id="rId10" w:history="1">
-        <w:r>
-          <w:rPr>
-            <w:rStyle w:val="Hyperlink"/>
-          </w:rPr>
-          <w:t>https://pixabay.com/sound-effects/magical-whoosh-148459/</w:t>
+      <w:pPr>
+        <w:rPr>
+          <w:lang w:val="en-US"/>
+        </w:rPr>
+      </w:pPr>
+      <w:r>
+        <w:t>Area Attack</w:t>
+      </w:r>
+      <w:r>
+        <w:rPr>
+          <w:lang w:val="en-US"/>
+        </w:rPr>
+        <w:br/>
+      </w:r>
+      <w:hyperlink r:id="rId16" w:history="1">
+        <w:r>
+          <w:rPr>
+            <w:rStyle w:val="Hyperlink"/>
+          </w:rPr>
+          <w:t>https://pixabay.com/sound-effects/film-special-effects-earth-spell-393923/</w:t>
+        </w:r>
+      </w:hyperlink>
+      <w:r>
+        <w:br/>
+      </w:r>
+      <w:hyperlink r:id="rId17" w:history="1">
+        <w:r>
+          <w:rPr>
+            <w:rStyle w:val="Hyperlink"/>
+          </w:rPr>
+          <w:t>https://pixabay.com/sound-effects/film-special-effects-magical-rock-spell-190273/</w:t>
+        </w:r>
+      </w:hyperlink>
+      <w:r>
+        <w:br/>
+      </w:r>
+      <w:hyperlink r:id="rId18" w:history="1">
+        <w:r>
+          <w:rPr>
+            <w:rStyle w:val="Hyperlink"/>
+          </w:rPr>
+          <w:t>https://pixabay.com/sound-effects/nature-leaves-rustle-03-329001/</w:t>
         </w:r>
       </w:hyperlink>
     </w:p>
     <w:p>
-      <w:hyperlink r:id="rId11" w:history="1">
-        <w:r>
-          <w:rPr>
-            <w:rStyle w:val="Hyperlink"/>
-          </w:rPr>
-          <w:t>https://pixabay.com/sound-effects/nature-leaves-rustling-14633/</w:t>
-        </w:r>
-      </w:hyperlink>
-      <w:r>
-        <w:t xml:space="preserve"> </w:t>
-      </w:r>
+      <w:pPr>
+        <w:rPr>
+          <w:lang w:val="en-US"/>
+        </w:rPr>
+      </w:pPr>
+      <w:r>
+        <w:rPr>
+          <w:lang w:val="en-US"/>
+        </w:rPr>
+        <w:t>B</w:t>
+      </w:r>
+      <w:r>
+        <w:t>ird</w:t>
+      </w:r>
+      <w:r>
+        <w:br/>
+      </w:r>
+      <w:hyperlink r:id="rId19" w:history="1">
+        <w:r>
+          <w:rPr>
+            <w:rStyle w:val="Hyperlink"/>
+          </w:rPr>
+          <w:t>https://pixabay.com/sound-effects/horror-pterodactyl-85046/</w:t>
+        </w:r>
+      </w:hyperlink>
     </w:p>
     <w:p>
-      <w:hyperlink r:id="rId12" w:history="1">
-        <w:r>
-          <w:rPr>
-            <w:rStyle w:val="Hyperlink"/>
-          </w:rPr>
-          <w:t>https://pixabay.com/sound-effects/nature-birds-forest-river-409229/</w:t>
-        </w:r>
-      </w:hyperlink>
-      <w:r>
-        <w:t xml:space="preserve"> </w:t>
-      </w:r>
+      <w:r>
+        <w:rPr>
+          <w:lang w:val="en-US"/>
+        </w:rPr>
+        <w:t>N</w:t>
+      </w:r>
+      <w:r>
+        <w:t>eutral background noise</w:t>
+      </w:r>
+      <w:r>
+        <w:rPr>
+          <w:lang w:val="en-US"/>
+        </w:rPr>
+        <w:br/>
+      </w:r>
+      <w:hyperlink r:id="rId20" w:history="1">
+        <w:r>
+          <w:rPr>
+            <w:rStyle w:val="Hyperlink"/>
+          </w:rPr>
+          <w:t>https://pixabay.com/sound-effects/musical-quartentheorie-cinematic-soundeffect-12174/</w:t>
+        </w:r>
+      </w:hyperlink>
+      <w:r>
+        <w:rPr>
+          <w:lang w:val="en-US"/>
+        </w:rPr>
+        <w:br/>
+      </w:r>
+      <w:hyperlink r:id="rId21" w:history="1">
+        <w:r>
+          <w:rPr>
+            <w:rStyle w:val="Hyperlink"/>
+          </w:rPr>
+          <w:t>https://pixabay.com/sound-effects/musical-wandering-6394/</w:t>
+        </w:r>
+      </w:hyperlink>
     </w:p>
     <w:p>
-      <w:hyperlink r:id="rId13" w:history="1">
-        <w:r>
-          <w:rPr>
-            <w:rStyle w:val="Hyperlink"/>
-          </w:rPr>
-          <w:t>https://www.chosic.com/download-audio/59603/</w:t>
-        </w:r>
-      </w:hyperlink>
-      <w:r>
-        <w:t xml:space="preserve"> </w:t>
-      </w:r>
+      <w:r>
+        <w:t>Tank guns</w:t>
+      </w:r>
+      <w:r>
+        <w:br/>
+      </w:r>
+      <w:hyperlink r:id="rId22" w:history="1">
+        <w:r>
+          <w:rPr>
+            <w:rStyle w:val="Hyperlink"/>
+          </w:rPr>
+          <w:t>https://pixabay.com/sound-effects/film-special-effects-single-gunshot-54-40780/</w:t>
+        </w:r>
+      </w:hyperlink>
+      <w:r>
+        <w:br/>
+      </w:r>
+      <w:hyperlink r:id="rId23" w:history="1">
+        <w:r>
+          <w:rPr>
+            <w:rStyle w:val="Hyperlink"/>
+          </w:rPr>
+          <w:t>https://pixabay.com/sound-effects/film-special-effects-053893-tank-shots-86181/</w:t>
+        </w:r>
+      </w:hyperlink>
     </w:p>
     <w:p>
-      <w:hyperlink r:id="rId14" w:history="1">
-        <w:r>
-          <w:rPr>
-            <w:rStyle w:val="Hyperlink"/>
-          </w:rPr>
-          <w:t>https://www.chosic.com/download-audio/45434/</w:t>
-        </w:r>
-      </w:hyperlink>
-      <w:r>
+      <w:pPr>
+        <w:pStyle w:val="Heading2"/>
+        <w:rPr>
+          <w:lang w:val="en-US"/>
+        </w:rPr>
+      </w:pPr>
+      <w:r>
+        <w:t>U</w:t>
+      </w:r>
+      <w:proofErr w:type="spellStart"/>
+      <w:r>
+        <w:rPr>
+          <w:lang w:val="en-US"/>
+        </w:rPr>
+        <w:t>nity</w:t>
+      </w:r>
+      <w:proofErr w:type="spellEnd"/>
+      <w:r>
+        <w:rPr>
+          <w:lang w:val="en-US"/>
+        </w:rPr>
         <w:t xml:space="preserve"> </w:t>
+      </w:r>
+      <w:proofErr w:type="spellStart"/>
+      <w:r>
+        <w:rPr>
+          <w:lang w:val="en-US"/>
+        </w:rPr>
+        <w:t>Assetstore</w:t>
+      </w:r>
+      <w:proofErr w:type="spellEnd"/>
+      <w:r>
+        <w:rPr>
+          <w:lang w:val="en-US"/>
+        </w:rPr>
+        <w:t xml:space="preserve"> assets:</w:t>
       </w:r>
     </w:p>
     <w:p>
-      <w:hyperlink r:id="rId15" w:history="1">
-        <w:r>
-          <w:rPr>
-            <w:rStyle w:val="Hyperlink"/>
-          </w:rPr>
-          <w:t>https://www.chosic.com/download-audio/45438/</w:t>
+      <w:r>
+        <w:rPr>
+          <w:lang w:val="en-US"/>
+        </w:rPr>
+        <w:t>VFX</w:t>
+      </w:r>
+      <w:r>
+        <w:rPr>
+          <w:lang w:val="en-US"/>
+        </w:rPr>
+        <w:br/>
+      </w:r>
+      <w:hyperlink r:id="rId24" w:history="1">
+        <w:r>
+          <w:rPr>
+            <w:rStyle w:val="Hyperlink"/>
+          </w:rPr>
+          <w:t>https://assetstore.unity.com/packages/vfx/particles/free-game-vfx-magic-circle-urp-344984</w:t>
+        </w:r>
+      </w:hyperlink>
+      <w:r>
+        <w:rPr>
+          <w:lang w:val="en-US"/>
+        </w:rPr>
+        <w:br/>
+      </w:r>
+      <w:hyperlink r:id="rId25" w:history="1">
+        <w:r>
+          <w:rPr>
+            <w:rStyle w:val="Hyperlink"/>
+          </w:rPr>
+          <w:t>https://assetstore.unity.com/packages/vfx/particles/spells/magic-effects-free-247933</w:t>
         </w:r>
       </w:hyperlink>
       <w:r>
         <w:t xml:space="preserve"> </w:t>
       </w:r>
-    </w:p>
-    <w:p/>
-    <w:p/>
-    <w:p>
-      <w:hyperlink r:id="rId16" w:history="1">
-        <w:r>
-          <w:rPr>
-            <w:rStyle w:val="Hyperlink"/>
-          </w:rPr>
-          <w:t>https://assetstore.unity.com/packages/vfx/particles/free-game-vfx-magic-circle-urp-344984</w:t>
-        </w:r>
-      </w:hyperlink>
-    </w:p>
-    <w:p>
-      <w:hyperlink r:id="rId17" w:history="1">
-        <w:r>
-          <w:rPr>
-            <w:rStyle w:val="Hyperlink"/>
-          </w:rPr>
-          <w:t>https://assetstore.unity.com/packages/vfx/particles/spells/magic-effects-free-247933</w:t>
-        </w:r>
-      </w:hyperlink>
-      <w:r>
-        <w:t xml:space="preserve"> </w:t>
-      </w:r>
-    </w:p>
-    <w:p>
-      <w:hyperlink r:id="rId18" w:history="1">
-        <w:r>
-          <w:rPr>
-            <w:rStyle w:val="Hyperlink"/>
-          </w:rPr>
-          <w:t>https://assetstore.unity.com/packages/p/ancient-ruins-and-plants-201914</w:t>
-        </w:r>
-      </w:hyperlink>
-      <w:r>
-        <w:t xml:space="preserve"> </w:t>
-      </w:r>
-    </w:p>
-    <w:p>
-      <w:hyperlink r:id="rId19" w:history="1">
-        <w:r>
-          <w:rPr>
-            <w:rStyle w:val="Hyperlink"/>
-          </w:rPr>
-          <w:t>https://assetstore.unity.com/packages/3d/environments/urban/modular-lowpoly-streets-free-192094</w:t>
-        </w:r>
-      </w:hyperlink>
-      <w:r>
-        <w:t xml:space="preserve"> </w:t>
-      </w:r>
-    </w:p>
-    <w:p>
-      <w:hyperlink r:id="rId20" w:history="1">
-        <w:r>
-          <w:rPr>
-            <w:rStyle w:val="Hyperlink"/>
-          </w:rPr>
-          <w:t>https://assetstore.unity.com/packages/3d/props/versatile-building-kit-15-medium-poly-models-for-game-developmen-303398</w:t>
-        </w:r>
-      </w:hyperlink>
-      <w:r>
-        <w:t xml:space="preserve"> </w:t>
-      </w:r>
-    </w:p>
-    <w:p>
-      <w:hyperlink r:id="rId21" w:history="1">
+      <w:r>
+        <w:rPr>
+          <w:lang w:val="en-US"/>
+        </w:rPr>
+        <w:br/>
+      </w:r>
+      <w:hyperlink r:id="rId26" w:history="1">
         <w:r>
           <w:rPr>
             <w:rStyle w:val="Hyperlink"/>
           </w:rPr>
           <w:t>https://assetstore.unity.com/packages/vfx/particles/free-quick-effects-vol-1-304424</w:t>
-        </w:r>
-      </w:hyperlink>
-      <w:r>
-        <w:t xml:space="preserve"> </w:t>
-      </w:r>
-    </w:p>
-    <w:p>
-      <w:hyperlink r:id="rId22" w:history="1">
-        <w:r>
-          <w:rPr>
-            <w:rStyle w:val="Hyperlink"/>
-          </w:rPr>
-          <w:t>https://assetstore.unity.com/packages/2d/textures-materials/nature/grass-flowers-pack-free-138810</w:t>
         </w:r>
       </w:hyperlink>
       <w:r>
@@ -200,143 +416,86 @@
     <w:p/>
     <w:p>
       <w:r>
-        <w:t>Area</w:t>
-      </w:r>
+        <w:t>Decor</w:t>
+      </w:r>
+      <w:r>
+        <w:br/>
+      </w:r>
+      <w:hyperlink r:id="rId27" w:history="1">
+        <w:r>
+          <w:rPr>
+            <w:rStyle w:val="Hyperlink"/>
+          </w:rPr>
+          <w:t>https://assetstore.unity.com/packages/p/ancient-ruins-and-plants-201914</w:t>
+        </w:r>
+      </w:hyperlink>
       <w:r>
         <w:t xml:space="preserve"> </w:t>
       </w:r>
       <w:r>
-        <w:t>Attack</w:t>
-      </w:r>
-    </w:p>
-    <w:p>
-      <w:hyperlink r:id="rId23" w:history="1">
-        <w:r>
-          <w:rPr>
-            <w:rStyle w:val="Hyperlink"/>
-          </w:rPr>
-          <w:t>https://pixabay.com/sound-effects/film-special-effects-earth-s</w:t>
-        </w:r>
-        <w:r>
-          <w:rPr>
-            <w:rStyle w:val="Hyperlink"/>
-          </w:rPr>
-          <w:t>p</w:t>
-        </w:r>
-        <w:r>
-          <w:rPr>
-            <w:rStyle w:val="Hyperlink"/>
-          </w:rPr>
-          <w:t>ell-393923/</w:t>
-        </w:r>
-      </w:hyperlink>
-    </w:p>
-    <w:p>
-      <w:hyperlink r:id="rId24" w:history="1">
-        <w:r>
-          <w:rPr>
-            <w:rStyle w:val="Hyperlink"/>
-          </w:rPr>
-          <w:t>https://pixabay.com/sound-effects/film-special-effects-magical-rock-spell-190273/</w:t>
-        </w:r>
-      </w:hyperlink>
-    </w:p>
-    <w:p>
-      <w:hyperlink r:id="rId25" w:history="1">
-        <w:r>
-          <w:rPr>
-            <w:rStyle w:val="Hyperlink"/>
-          </w:rPr>
-          <w:t>https://pixabay.com/sound-effects/nature-leaves-rustle-03-</w:t>
-        </w:r>
-        <w:r>
-          <w:rPr>
-            <w:rStyle w:val="Hyperlink"/>
-          </w:rPr>
-          <w:t>3</w:t>
-        </w:r>
-        <w:r>
-          <w:rPr>
-            <w:rStyle w:val="Hyperlink"/>
-          </w:rPr>
-          <w:t>29001/</w:t>
-        </w:r>
-      </w:hyperlink>
-    </w:p>
-    <w:p/>
-    <w:p/>
-    <w:p>
-      <w:r>
-        <w:lastRenderedPageBreak/>
-        <w:t>bird</w:t>
-      </w:r>
-    </w:p>
-    <w:p>
-      <w:hyperlink r:id="rId26" w:history="1">
-        <w:r>
-          <w:rPr>
-            <w:rStyle w:val="Hyperlink"/>
-          </w:rPr>
-          <w:t>https://pixabay.com/sound-effects/horror-pterodactyl-85046/</w:t>
-        </w:r>
-      </w:hyperlink>
+        <w:br/>
+      </w:r>
+      <w:hyperlink r:id="rId28" w:history="1">
+        <w:r>
+          <w:rPr>
+            <w:rStyle w:val="Hyperlink"/>
+          </w:rPr>
+          <w:t>https://assetstore.unity.com/packages/3d/environments/urban/modular-lowpoly-streets-free-192094</w:t>
+        </w:r>
+      </w:hyperlink>
+      <w:r>
+        <w:t xml:space="preserve"> </w:t>
+      </w:r>
+      <w:r>
+        <w:br/>
+      </w:r>
+      <w:hyperlink r:id="rId29" w:history="1">
+        <w:r>
+          <w:rPr>
+            <w:rStyle w:val="Hyperlink"/>
+          </w:rPr>
+          <w:t>https://assetstore.unity.com/packages/3d/props/versatile-building-kit-15-medium-poly-models-for-game-developmen-303398</w:t>
+        </w:r>
+      </w:hyperlink>
+      <w:r>
+        <w:t xml:space="preserve"> </w:t>
+      </w:r>
+      <w:r>
+        <w:br/>
+      </w:r>
+      <w:hyperlink r:id="rId30" w:history="1">
+        <w:r>
+          <w:rPr>
+            <w:rStyle w:val="Hyperlink"/>
+          </w:rPr>
+          <w:t>https://assetstore.unity.com/packages/2d/textures-materials/nature/grass-flowers-pack-free-138810</w:t>
+        </w:r>
+      </w:hyperlink>
+      <w:r>
+        <w:t xml:space="preserve"> </w:t>
+      </w:r>
+      <w:r>
+        <w:br/>
+      </w:r>
+      <w:hyperlink r:id="rId31" w:history="1">
+        <w:r>
+          <w:rPr>
+            <w:rStyle w:val="Hyperlink"/>
+          </w:rPr>
+          <w:t>https://assetstore.unity.com/packages/tools/modeling/real-ivy-2-procedural-ivy-generator-181402</w:t>
+        </w:r>
+      </w:hyperlink>
+      <w:r>
+        <w:t xml:space="preserve"> </w:t>
+      </w:r>
     </w:p>
     <w:p/>
     <w:p>
       <w:r>
-        <w:t>neutral background noise</w:t>
+        <w:br/>
       </w:r>
     </w:p>
-    <w:p>
-      <w:hyperlink r:id="rId27" w:history="1">
-        <w:r>
-          <w:rPr>
-            <w:rStyle w:val="Hyperlink"/>
-          </w:rPr>
-          <w:t>https://pixabay.com/sound-effects/musical-quartentheorie-cinematic-soundeffect-12174/</w:t>
-        </w:r>
-      </w:hyperlink>
-    </w:p>
-    <w:p>
-      <w:hyperlink r:id="rId28" w:history="1">
-        <w:r>
-          <w:rPr>
-            <w:rStyle w:val="Hyperlink"/>
-          </w:rPr>
-          <w:t>https://pixabay.com/sound-effects/musical-wandering-6394/</w:t>
-        </w:r>
-      </w:hyperlink>
-    </w:p>
-    <w:p>
-      <w:r>
-        <w:t>Tank guns</w:t>
-      </w:r>
-    </w:p>
-    <w:p>
-      <w:hyperlink r:id="rId29" w:history="1">
-        <w:r>
-          <w:rPr>
-            <w:rStyle w:val="Hyperlink"/>
-          </w:rPr>
-          <w:t>https://pixabay.com/sound-effects/film-special-effects-single-gunshot-54-40780/</w:t>
-        </w:r>
-      </w:hyperlink>
-    </w:p>
-    <w:p>
-      <w:hyperlink r:id="rId30" w:history="1">
-        <w:r>
-          <w:rPr>
-            <w:rStyle w:val="Hyperlink"/>
-          </w:rPr>
-          <w:t>https://pixabay.com/sound-effects/film-special-effects-053893-tank-shots-86181/</w:t>
-        </w:r>
-      </w:hyperlink>
-    </w:p>
-    <w:p>
-      <w:r>
-        <w:br/>
-      </w:r>
-    </w:p>
+    <w:p/>
     <w:p/>
     <w:p/>
     <w:p/>
@@ -362,7 +521,7 @@
         <w:kern w:val="2"/>
         <w:sz w:val="24"/>
         <w:szCs w:val="24"/>
-        <w:lang w:val="en-NL" w:eastAsia="en-US" w:bidi="ar-SA"/>
+        <w:lang w:eastAsia="en-US" w:bidi="ar-SA"/>
         <w14:ligatures w14:val="standardContextual"/>
       </w:rPr>
     </w:rPrDefault>
@@ -753,6 +912,7 @@
   <w:style w:type="paragraph" w:default="1" w:styleId="Normal">
     <w:name w:val="Normal"/>
     <w:qFormat/>
+    <w:rsid w:val="005C1534"/>
   </w:style>
   <w:style w:type="paragraph" w:styleId="Heading1">
     <w:name w:val="heading 1"/>
@@ -781,7 +941,6 @@
     <w:next w:val="Normal"/>
     <w:link w:val="Heading2Char"/>
     <w:uiPriority w:val="9"/>
-    <w:semiHidden/>
     <w:unhideWhenUsed/>
     <w:qFormat/>
     <w:rsid w:val="00C60BB6"/>
@@ -998,7 +1157,6 @@
     <w:basedOn w:val="DefaultParagraphFont"/>
     <w:link w:val="Heading2"/>
     <w:uiPriority w:val="9"/>
-    <w:semiHidden/>
     <w:rsid w:val="00C60BB6"/>
     <w:rPr>
       <w:rFonts w:asciiTheme="majorHAnsi" w:eastAsiaTheme="majorEastAsia" w:hAnsiTheme="majorHAnsi" w:cstheme="majorBidi"/>
@@ -1630,6 +1788,15 @@
 </file>
 
 <file path=customXml/item2.xml><?xml version="1.0" encoding="utf-8"?>
+<?mso-contentType ?>
+<FormTemplates xmlns="http://schemas.microsoft.com/sharepoint/v3/contenttype/forms">
+  <Display>DocumentLibraryForm</Display>
+  <Edit>DocumentLibraryForm</Edit>
+  <New>DocumentLibraryForm</New>
+</FormTemplates>
+</file>
+
+<file path=customXml/item3.xml><?xml version="1.0" encoding="utf-8"?>
 <ct:contentTypeSchema xmlns:ct="http://schemas.microsoft.com/office/2006/metadata/contentType" xmlns:ma="http://schemas.microsoft.com/office/2006/metadata/properties/metaAttributes" ct:_="" ma:_="" ma:contentTypeName="Document" ma:contentTypeID="0x01010006F513C4D28143489FA84F41673313D0" ma:contentTypeVersion="4" ma:contentTypeDescription="Create a new document." ma:contentTypeScope="" ma:versionID="f140774e9c088eb605c75ac874022fdd">
   <xsd:schema xmlns:xsd="http://www.w3.org/2001/XMLSchema" xmlns:xs="http://www.w3.org/2001/XMLSchema" xmlns:p="http://schemas.microsoft.com/office/2006/metadata/properties" xmlns:ns3="dacb2506-d2aa-4680-a689-81d5490d8965" targetNamespace="http://schemas.microsoft.com/office/2006/metadata/properties" ma:root="true" ma:fieldsID="e2dc0bfafaad2abd07aca00ec641657d" ns3:_="">
     <xsd:import namespace="dacb2506-d2aa-4680-a689-81d5490d8965"/>
@@ -1773,15 +1940,6 @@
 </ct:contentTypeSchema>
 </file>
 
-<file path=customXml/item3.xml><?xml version="1.0" encoding="utf-8"?>
-<?mso-contentType ?>
-<FormTemplates xmlns="http://schemas.microsoft.com/sharepoint/v3/contenttype/forms">
-  <Display>DocumentLibraryForm</Display>
-  <Edit>DocumentLibraryForm</Edit>
-  <New>DocumentLibraryForm</New>
-</FormTemplates>
-</file>
-
 <file path=customXml/itemProps1.xml><?xml version="1.0" encoding="utf-8"?>
 <ds:datastoreItem xmlns:ds="http://schemas.openxmlformats.org/officeDocument/2006/customXml" ds:itemID="{71C77B3C-24F7-4842-A151-F762F3702203}">
   <ds:schemaRefs>
@@ -1792,6 +1950,14 @@
 </file>
 
 <file path=customXml/itemProps2.xml><?xml version="1.0" encoding="utf-8"?>
+<ds:datastoreItem xmlns:ds="http://schemas.openxmlformats.org/officeDocument/2006/customXml" ds:itemID="{E7D0A095-2195-4A8B-9866-F406143DE2B8}">
+  <ds:schemaRefs>
+    <ds:schemaRef ds:uri="http://schemas.microsoft.com/sharepoint/v3/contenttype/forms"/>
+  </ds:schemaRefs>
+</ds:datastoreItem>
+</file>
+
+<file path=customXml/itemProps3.xml><?xml version="1.0" encoding="utf-8"?>
 <ds:datastoreItem xmlns:ds="http://schemas.openxmlformats.org/officeDocument/2006/customXml" ds:itemID="{7085134D-EB1B-4A7B-B65A-5C47BEEACBC2}">
   <ds:schemaRefs>
     <ds:schemaRef ds:uri="http://schemas.microsoft.com/office/2006/metadata/contentType"/>
@@ -1807,12 +1973,4 @@
     <ds:schemaRef ds:uri="http://schemas.microsoft.com/internal/obd"/>
   </ds:schemaRefs>
 </ds:datastoreItem>
-</file>
-
-<file path=customXml/itemProps3.xml><?xml version="1.0" encoding="utf-8"?>
-<ds:datastoreItem xmlns:ds="http://schemas.openxmlformats.org/officeDocument/2006/customXml" ds:itemID="{E7D0A095-2195-4A8B-9866-F406143DE2B8}">
-  <ds:schemaRefs>
-    <ds:schemaRef ds:uri="http://schemas.microsoft.com/sharepoint/v3/contenttype/forms"/>
-  </ds:schemaRefs>
-</ds:datastoreItem>
 </file>